--- a/astro-site/public/dl/plan-negocio-tapas-bar/plan-de-negocio-tapas-bar.docx
+++ b/astro-site/public/dl/plan-negocio-tapas-bar/plan-de-negocio-tapas-bar.docx
@@ -456,7 +456,7 @@
     </w:p>
     <w:p>
       <w:r>
-        <w:t>Los competidores directos en un entorno urbano corresponden principalmente a dos categorías: los establecimientos de tapas经典的 que operan con modelos de negocio consolidados, carta amplia y precios contenidos, y los gastrobars de nueva generación que apostan por la especialización en producto, la carta reducida de alta rotación y una propuesta de experiencia diferenciada. Los primeros ofrecen ventajas en precio y familiaridad para el cliente tradicional, mientras que los segundos compiten directamente en el segmento de ocio gastronómico y afterwork que constituye el público objetivo del proyecto. La identificación precisa de estos competidores en un radio de influencia de entre 500 metros y un kilómetro resulta determinante para evaluar la saturación del mercado y las oportunidades de posicionamiento.</w:t>
+        <w:t>Los competidores directos en un entorno urbano corresponden principalmente a dos categorías: los establecimientos de tapas clásicos que operan con modelos de negocio consolidados, carta amplia y precios contenidos, y los gastrobars de nueva generación que apostan por la especialización en producto, la carta reducida de alta rotación y una propuesta de experiencia diferenciada. Los primeros ofrecen ventajas en precio y familiaridad para el cliente tradicional, mientras que los segundos compiten directamente en el segmento de ocio gastronómico y afterwork que constituye el público objetivo del proyecto. La identificación precisa de estos competidores en un radio de influencia de entre 500 metros y un kilómetro resulta determinante para evaluar la saturación del mercado y las oportunidades de posicionamiento.</w:t>
       </w:r>
     </w:p>
     <w:p>
@@ -503,7 +503,7 @@
     </w:p>
     <w:p>
       <w:r>
-        <w:t>La estrategia de marketing para un gastrobar de estas características debe construirse sobre tres pilares fundamentales: visibilidad digital local, experiencia diferenciada en establecimiento y construcción de comunidad recurrente. Con un ticket medio de entre quince y veintidós euros y una capacidad de cuarenta a cincuenta plazas, el objetivo no es captar masa sino clientela cualificada que valore la propuesta gastronómica y repita con regularidad. El presupuesto inicial de marketing debe situarse entre el cinco y el seis por ciento de la facturación prevista, lo que意味着 en fase de lanzamiento我们可以 esperar una inversión mensual de entre mil doscientos y dos mil quinientos euros durante los primeros doce meses, ajustando según estacionalidad y respuesta del mercado.</w:t>
+        <w:t>La estrategia de marketing para un gastrobar de estas características debe construirse sobre tres pilares fundamentales: visibilidad digital local, experiencia diferenciada en establecimiento y construcción de comunidad recurrente. Con un ticket medio de entre quince y veintidós euros y una capacidad de cuarenta a cincuenta plazas, el objetivo no es captar masa sino clientela cualificada que valore la propuesta gastronómica y repita con regularidad. El presupuesto inicial de marketing debe situarse entre el cinco y el seis por ciento de la facturación prevista, lo que significa que en fase de lanzamiento podemos esperar una inversión mensual de entre mil doscientos y dos mil quinientos euros durante los primeros doce meses, ajustando según estacionalidad y respuesta del mercado.</w:t>
       </w:r>
     </w:p>
     <w:p>
@@ -513,12 +513,12 @@
     </w:p>
     <w:p>
       <w:r>
-        <w:t>Instagram funciona como escaparate visual pero requiere una estrategia de contenido que vaya más allá de fotografías de platos. El gastrobar debe posicionar su cuenta como referente de lifestyle urbano, combinando imágenes de producto con contenido de ambiente de local, eventos, equipo de cocina y storytelling de marca. La frecuencia recomendada es de cuatro a cinco publicaciones semanales en feed, historias diarias y reels semanales con recetas rápidas, preparación de tapas o experiencias de clientes. El engagement objetivo en el primer año debe situarse por encima del cuatro por ciento, significativamente superior al promedio del sector hostelero que ronda el uno coma cinco por ciento. La inversión en publicidad pagada en Instagram debe orientarse a радиус de cinco kilómetros desde el local durante las horas previas a las comidas, segmentando por intereses gastronómicos y edad entre veinticinco y cincuenta y cinco años.</w:t>
+        <w:t>Instagram funciona como escaparate visual pero requiere una estrategia de contenido que vaya más allá de fotografías de platos. El gastrobar debe posicionar su cuenta como referente de lifestyle urbano, combinando imágenes de producto con contenido de ambiente de local, eventos, equipo de cocina y storytelling de marca. La frecuencia recomendada es de cuatro a cinco publicaciones semanales en feed, historias diarias y reels semanales con recetas rápidas, preparación de tapas o experiencias de clientes. El engagement objetivo en el primer año debe situarse por encima del cuatro por ciento, significativamente superior al promedio del sector hostelero que ronda el uno coma cinco por ciento. La inversión en publicidad pagada en Instagram debe orientarse a un radio de cinco kilómetros desde el local durante las horas previas a las comidas, segmentando por intereses gastronómicos y edad entre veinticinco y cincuenta y cinco años.</w:t>
       </w:r>
     </w:p>
     <w:p>
       <w:r>
-        <w:t>Las plataformas de reseñas y reservas como TripAdvisor y TheFork requieren una gestión activa desde la apertura. Obtener las primeras cincuenta reseñas positivas en TripAdvisor durante los primeros tres meses es crítico para construir autoridad y visibilidad en búsquedas orgánicas de viajeros y foodies. La estrategia incluye incentivos sutiles a clientes satisfechos, respuesta a todas las reseñas incluyendo las negativas con tono profesional y propuesta de mejora, y monitorización de la evolución del ranking local. Respecto a TheFork, la visibilidad en esta plataforma debe usarse estratégicamente para填充 horas valle, ofreciendo descuentos del veinte al treinta por ciento en días y turnos de menor demanda, pero evitando convertir estas promociones en el canal principal de captación que erosione el ticket medio.</w:t>
+        <w:t>Las plataformas de reseñas y reservas como TripAdvisor y TheFork requieren una gestión activa desde la apertura. Obtener las primeras cincuenta reseñas positivas en TripAdvisor durante los primeros tres meses es crítico para construir autoridad y visibilidad en búsquedas orgánicas de viajeros y foodies. La estrategia incluye incentivos sutiles a clientes satisfechos, respuesta a todas las reseñas incluyendo las negativas con tono profesional y propuesta de mejora, y monitorización de la evolución del ranking local. Respecto a TheFork, la visibilidad en esta plataforma debe usarse estratégicamente para llenar horas valle, ofreciendo descuentos del veinte al treinta por ciento en días y turnos de menor demanda, pero evitando convertir estas promociones en el canal principal de captación que erosione el ticket medio.</w:t>
       </w:r>
     </w:p>
     <w:p>
@@ -528,7 +528,7 @@
     </w:p>
     <w:p>
       <w:r>
-        <w:t>El programa de fidelización debe diseñarse con lógica de negocio, no como mera acción promocional. Un sistema de puntos canjeables por tapas, copas o experiencias exclusivas, vinculado a una aplicación propia o sistema de tarjeta física, permite capturar datos de cliente para acciones de marketing directo. El objetivo es construir una base de clientes frecuentes que represente al menos el treinta por ciento de la facturación, con un ticket medio superior al de clientes ocasionales gracias a la熟悉 y la confianza. Complementariamente, la pizarra de tapas del día funciona como elemento diferenciador que genera urgencia y prueba de frescura, además de permitir márgenes más flexibles en productos de rotación.</w:t>
+        <w:t>El programa de fidelización debe diseñarse con lógica de negocio, no como mera acción promocional. Un sistema de puntos canjeables por tapas, copas o experiencias exclusivas, vinculado a una aplicación propia o sistema de tarjeta física, permite capturar datos de cliente para acciones de marketing directo. El objetivo es construir una base de clientes frecuentes que represente al menos el treinta por ciento de la facturación, con un ticket medio superior al de clientes ocasionales gracias a la familiaridad y la confianza. Complementariamente, la pizarra de tapas del día funciona como elemento diferenciador que genera urgencia y prueba de frescura, además de permitir márgenes más flexibles en productos de rotación.</w:t>
       </w:r>
     </w:p>
     <w:p>
@@ -565,7 +565,7 @@
     </w:p>
     <w:p>
       <w:r>
-        <w:t>El equipamiento de cocina constituye el núcleo operativo y debe dimensionarse para una producción eficiente de tapas y raciones. Una plancha de燃气 de al menos 80 centímetros, freidora de capacidad media con sistema de filtrado, horno mixto para regeneraciones y elaboraciones complejas, y salamandra para gratinados y finish de platos, conforman el equipamiento base. La barra requiere instalación de grifos de cerveza con sistema de presión dimensionado para al menos cuatro líneas, cámara refrigerada bajo barra con capacidad para botellasy refrescos, y vitrina expositora refrigerada para tapas frías que permita presentación atractiva y mantenimiento de cadena de frío. El mobiliario complementario incluye mesas para 40-50 cubiertos, sillas apilables para adaptación de sala, y mobiliario de terraza cuando esté disponible.</w:t>
+        <w:t>El equipamiento de cocina constituye el núcleo operativo y debe dimensionarse para una producción eficiente de tapas y raciones. Una plancha de gas de al menos 80 centímetros, freidora de capacidad media con sistema de filtrado, horno mixto para regeneraciones y elaboraciones complejas, y salamandra para gratinados y finish de platos, conforman el equipamiento base. La barra requiere instalación de grifos de cerveza con sistema de presión dimensionado para al menos cuatro líneas, cámara refrigerada bajo barra con capacidad para botellasy refrescos, y vitrina expositora refrigerada para tapas frías que permita presentación atractiva y mantenimiento de cadena de frío. El mobiliario complementario incluye mesas para 40-50 cubiertos, sillas apilables para adaptación de sala, y mobiliario de terraza cuando esté disponible.</w:t>
       </w:r>
     </w:p>
     <w:p>
@@ -580,7 +580,7 @@
     </w:p>
     <w:p>
       <w:r>
-        <w:t>La gestión de stocks perecederos requiere控制系统 diario con pedido mínimo que garantice frescura y minimice desperdicios. El sistema de tapas del día permite aprovechar productos próximos a caducidad y ofrecer variedad rotativa que incentive visitas repetidas. El inventario de bebidas debe mantener stock de seguridad para los productos de mayor rotación, con revisión semanal de niveles y negociación de condiciones de compra por volumen. La planificación de personal debe contemplar flexibilidad para ajustar plantilla según ocupación prevista, con posibilidad de refuerzos puntuales en fines de semana y eventos especiales.</w:t>
+        <w:t>La gestión de stocks perecederos requiere un control diario con pedido mínimo que garantice frescura y minimice desperdicios. El sistema de tapas del día permite aprovechar productos próximos a caducidad y ofrecer variedad rotativa que incentive visitas repetidas. El inventario de bebidas debe mantener stock de seguridad para los productos de mayor rotación, con revisión semanal de niveles y negociación de condiciones de compra por volumen. La planificación de personal debe contemplar flexibilidad para ajustar plantilla según ocupación prevista, con posibilidad de refuerzos puntuales en fines de semana y eventos especiales.</w:t>
       </w:r>
     </w:p>
     <w:p>
@@ -612,7 +612,7 @@
     </w:p>
     <w:p>
       <w:r>
-        <w:t>El departamento de cocina se estructura en torno al jefe de cocina, figura que debe dominar la técnica específica de elaboración de tapas, entendiendo este formato como una categoría gastronómica con identidad propia dentro de la cocina española. La ejecución de tapas exige velocidad, consistencia en la presentación y capacidad de trabajo en equipo bajo presión, competencias que distinguen al especialista en este formato del cocinero de cocina tradicional. El equipo de producción se completa con dos cocineros de ejecución, responsables de la preparación de raciones, elaboraciones frías y поддержание de la calidad durante los servicios de comida y cena.</w:t>
+        <w:t>El departamento de cocina se estructura en torno al jefe de cocina, figura que debe dominar la técnica específica de elaboración de tapas, entendiendo este formato como una categoría gastronómica con identidad propia dentro de la cocina española. La ejecución de tapas exige velocidad, consistencia en la presentación y capacidad de trabajo en equipo bajo presión, competencias que distinguen al especialista en este formato del cocinero de cocina tradicional. El equipo de producción se completa con dos cocineros de ejecución, responsables de la preparación de raciones, elaboraciones frías y mantenimiento de la calidad durante los servicios de comida y cena.</w:t>
       </w:r>
     </w:p>
     <w:p>
@@ -659,7 +659,7 @@
     </w:p>
     <w:p>
       <w:r>
-        <w:t>La inversión inicial para un tapas bar de estas características se sitúa en torno a ciento quince mil euros, cantidad que debe distribuirse de forma estratégica entre los diferentes activos necesarios para la puesta en marcha. El alquiler de local, incluyendo derecho de traspaso y fianza, representa aproximadamente veinticinco mil euros, partida que varía significativamente según la ciudad y zona dentro del territorio español. La obra civil y adecuación del local, incluyendo fontanería, electricidad, climatización y acabados, requiere una inversión de treinta mil euros considerando las necesidades específicas de una cocina profesional y una sala con barra prominente. El equipamiento de cocina, incluyendo fogones, freidoras, planchas, hornos y frío, supone veinte mil euros, mientras que el mobiliario de sala, barras, taburetes, mesas y sillas representa otros quince mil euros. La inversión en menaje, vajilla, cubertería y cristalería alcanza los ocho mil euros, a lo que deben añadirse cinco mil euros para sistemas de punto de venta, software de gestión y tecnología de前台. Por último, la reserva de fondo de maniobra para los primeros meses de actividad se establece en doce mil euros, cantidad esencial para cubrir gastos operativos antes de alcanzar la rentabilidad.</w:t>
+        <w:t>La inversión inicial para un tapas bar de estas características se sitúa en torno a ciento quince mil euros, cantidad que debe distribuirse de forma estratégica entre los diferentes activos necesarios para la puesta en marcha. El alquiler de local, incluyendo derecho de traspaso y fianza, representa aproximadamente veinticinco mil euros, partida que varía significativamente según la ciudad y zona dentro del territorio español. La obra civil y adecuación del local, incluyendo fontanería, electricidad, climatización y acabados, requiere una inversión de treinta mil euros considerando las necesidades específicas de una cocina profesional y una sala con barra prominente. El equipamiento de cocina, incluyendo fogones, freidoras, planchas, hornos y frío, supone veinte mil euros, mientras que el mobiliario de sala, barras, taburetes, mesas y sillas representa otros quince mil euros. La inversión en menaje, vajilla, cubertería y cristalería alcanza los ocho mil euros, a lo que deben añadirse cinco mil euros para sistemas de punto de venta, software de gestión y tecnología de sala. Por último, la reserva de fondo de maniobra para los primeros meses de actividad se establece en doce mil euros, cantidad esencial para cubrir gastos operativos antes de alcanzar la rentabilidad.</w:t>
       </w:r>
     </w:p>
     <w:p>
